--- a/templates/prikaz_otvetstvennyh.docx
+++ b/templates/prikaz_otvetstvennyh.docx
@@ -491,15 +491,13 @@
           <w:rFonts w:ascii="Times New Roman" w:eastAsia="Calibri" w:hAnsi="Times New Roman" w:cs="Times New Roman"/>
           <w:sz w:val="24"/>
           <w:szCs w:val="24"/>
-          <w:highlight w:val="lightGray"/>
-        </w:rPr>
-      </w:pPr>
-      <w:r>
-        <w:rPr>
-          <w:rFonts w:ascii="Times New Roman" w:eastAsia="Calibri" w:hAnsi="Times New Roman" w:cs="Times New Roman"/>
-          <w:sz w:val="24"/>
-          <w:szCs w:val="24"/>
-          <w:highlight w:val="lightGray"/>
+        </w:rPr>
+      </w:pPr>
+      <w:r>
+        <w:rPr>
+          <w:rFonts w:ascii="Times New Roman" w:eastAsia="Calibri" w:hAnsi="Times New Roman" w:cs="Times New Roman"/>
+          <w:sz w:val="24"/>
+          <w:szCs w:val="24"/>
         </w:rPr>
         <w:t>Руководитель Программы от предприятия – {{resp1}};</w:t>
       </w:r>
@@ -508,71 +506,62 @@
           <w:rFonts w:ascii="Times New Roman" w:eastAsia="Calibri" w:hAnsi="Times New Roman" w:cs="Times New Roman"/>
           <w:sz w:val="24"/>
           <w:szCs w:val="24"/>
-          <w:highlight w:val="lightGray"/>
-        </w:rPr>
-      </w:r>
-      <w:r>
-        <w:rPr>
-          <w:rFonts w:ascii="Times New Roman" w:eastAsia="Calibri" w:hAnsi="Times New Roman" w:cs="Times New Roman"/>
-          <w:sz w:val="24"/>
-          <w:szCs w:val="24"/>
-          <w:highlight w:val="lightGray"/>
-        </w:rPr>
-      </w:r>
-      <w:r>
-        <w:rPr>
-          <w:rFonts w:ascii="Times New Roman" w:eastAsia="Calibri" w:hAnsi="Times New Roman" w:cs="Times New Roman"/>
-          <w:sz w:val="24"/>
-          <w:szCs w:val="24"/>
-          <w:highlight w:val="lightGray"/>
-        </w:rPr>
-      </w:r>
-      <w:r>
-        <w:rPr>
-          <w:rFonts w:ascii="Times New Roman" w:eastAsia="Calibri" w:hAnsi="Times New Roman" w:cs="Times New Roman"/>
-          <w:sz w:val="24"/>
-          <w:szCs w:val="24"/>
-          <w:highlight w:val="lightGray"/>
-        </w:rPr>
-      </w:r>
-      <w:r>
-        <w:rPr>
-          <w:rFonts w:ascii="Times New Roman" w:eastAsia="Calibri" w:hAnsi="Times New Roman" w:cs="Times New Roman"/>
-          <w:sz w:val="24"/>
-          <w:szCs w:val="24"/>
-          <w:highlight w:val="lightGray"/>
-        </w:rPr>
-      </w:r>
-      <w:r>
-        <w:rPr>
-          <w:rFonts w:ascii="Times New Roman" w:eastAsia="Calibri" w:hAnsi="Times New Roman" w:cs="Times New Roman"/>
-          <w:sz w:val="24"/>
-          <w:szCs w:val="24"/>
-          <w:highlight w:val="lightGray"/>
-        </w:rPr>
-      </w:r>
-      <w:r>
-        <w:rPr>
-          <w:rFonts w:ascii="Times New Roman" w:eastAsia="Calibri" w:hAnsi="Times New Roman" w:cs="Times New Roman"/>
-          <w:sz w:val="24"/>
-          <w:szCs w:val="24"/>
-          <w:highlight w:val="lightGray"/>
-        </w:rPr>
-      </w:r>
-      <w:r>
-        <w:rPr>
-          <w:rFonts w:ascii="Times New Roman" w:eastAsia="Calibri" w:hAnsi="Times New Roman" w:cs="Times New Roman"/>
-          <w:sz w:val="24"/>
-          <w:szCs w:val="24"/>
-          <w:highlight w:val="lightGray"/>
-        </w:rPr>
-      </w:r>
-      <w:r>
-        <w:rPr>
-          <w:rFonts w:ascii="Times New Roman" w:eastAsia="Calibri" w:hAnsi="Times New Roman" w:cs="Times New Roman"/>
-          <w:sz w:val="24"/>
-          <w:szCs w:val="24"/>
-          <w:highlight w:val="lightGray"/>
+        </w:rPr>
+      </w:r>
+      <w:r>
+        <w:rPr>
+          <w:rFonts w:ascii="Times New Roman" w:eastAsia="Calibri" w:hAnsi="Times New Roman" w:cs="Times New Roman"/>
+          <w:sz w:val="24"/>
+          <w:szCs w:val="24"/>
+        </w:rPr>
+      </w:r>
+      <w:r>
+        <w:rPr>
+          <w:rFonts w:ascii="Times New Roman" w:eastAsia="Calibri" w:hAnsi="Times New Roman" w:cs="Times New Roman"/>
+          <w:sz w:val="24"/>
+          <w:szCs w:val="24"/>
+        </w:rPr>
+      </w:r>
+      <w:r>
+        <w:rPr>
+          <w:rFonts w:ascii="Times New Roman" w:eastAsia="Calibri" w:hAnsi="Times New Roman" w:cs="Times New Roman"/>
+          <w:sz w:val="24"/>
+          <w:szCs w:val="24"/>
+        </w:rPr>
+      </w:r>
+      <w:r>
+        <w:rPr>
+          <w:rFonts w:ascii="Times New Roman" w:eastAsia="Calibri" w:hAnsi="Times New Roman" w:cs="Times New Roman"/>
+          <w:sz w:val="24"/>
+          <w:szCs w:val="24"/>
+        </w:rPr>
+      </w:r>
+      <w:r>
+        <w:rPr>
+          <w:rFonts w:ascii="Times New Roman" w:eastAsia="Calibri" w:hAnsi="Times New Roman" w:cs="Times New Roman"/>
+          <w:sz w:val="24"/>
+          <w:szCs w:val="24"/>
+        </w:rPr>
+      </w:r>
+      <w:r>
+        <w:rPr>
+          <w:rFonts w:ascii="Times New Roman" w:eastAsia="Calibri" w:hAnsi="Times New Roman" w:cs="Times New Roman"/>
+          <w:sz w:val="24"/>
+          <w:szCs w:val="24"/>
+        </w:rPr>
+      </w:r>
+      <w:r>
+        <w:rPr>
+          <w:rFonts w:ascii="Times New Roman" w:eastAsia="Calibri" w:hAnsi="Times New Roman" w:cs="Times New Roman"/>
+          <w:sz w:val="24"/>
+          <w:szCs w:val="24"/>
+        </w:rPr>
+      </w:r>
+      <w:r>
+        <w:rPr>
+          <w:rFonts w:ascii="Times New Roman" w:eastAsia="Calibri" w:hAnsi="Times New Roman" w:cs="Times New Roman"/>
+          <w:sz w:val="24"/>
+          <w:szCs w:val="24"/>
         </w:rPr>
       </w:r>
     </w:p>
@@ -607,63 +596,55 @@
           <w:rFonts w:ascii="Times New Roman" w:eastAsia="Calibri" w:hAnsi="Times New Roman" w:cs="Times New Roman"/>
           <w:sz w:val="24"/>
           <w:szCs w:val="24"/>
-          <w:highlight w:val="lightGray"/>
-        </w:rPr>
-      </w:r>
-      <w:r>
-        <w:rPr>
-          <w:rFonts w:ascii="Times New Roman" w:eastAsia="Calibri" w:hAnsi="Times New Roman" w:cs="Times New Roman"/>
-          <w:sz w:val="24"/>
-          <w:szCs w:val="24"/>
-          <w:highlight w:val="lightGray"/>
-        </w:rPr>
-      </w:r>
-      <w:r>
-        <w:rPr>
-          <w:rFonts w:ascii="Times New Roman" w:eastAsia="Calibri" w:hAnsi="Times New Roman" w:cs="Times New Roman"/>
-          <w:sz w:val="24"/>
-          <w:szCs w:val="24"/>
-          <w:highlight w:val="lightGray"/>
-        </w:rPr>
-      </w:r>
-      <w:r>
-        <w:rPr>
-          <w:rFonts w:ascii="Times New Roman" w:eastAsia="Calibri" w:hAnsi="Times New Roman" w:cs="Times New Roman"/>
-          <w:sz w:val="24"/>
-          <w:szCs w:val="24"/>
-          <w:highlight w:val="lightGray"/>
-        </w:rPr>
-      </w:r>
-      <w:r>
-        <w:rPr>
-          <w:rFonts w:ascii="Times New Roman" w:eastAsia="Calibri" w:hAnsi="Times New Roman" w:cs="Times New Roman"/>
-          <w:sz w:val="24"/>
-          <w:szCs w:val="24"/>
-          <w:highlight w:val="lightGray"/>
-        </w:rPr>
-      </w:r>
-      <w:r>
-        <w:rPr>
-          <w:rFonts w:ascii="Times New Roman" w:eastAsia="Calibri" w:hAnsi="Times New Roman" w:cs="Times New Roman"/>
-          <w:sz w:val="24"/>
-          <w:szCs w:val="24"/>
-          <w:highlight w:val="lightGray"/>
-        </w:rPr>
-      </w:r>
-      <w:r>
-        <w:rPr>
-          <w:rFonts w:ascii="Times New Roman" w:eastAsia="Calibri" w:hAnsi="Times New Roman" w:cs="Times New Roman"/>
-          <w:sz w:val="24"/>
-          <w:szCs w:val="24"/>
-          <w:highlight w:val="lightGray"/>
-        </w:rPr>
-      </w:r>
-      <w:r>
-        <w:rPr>
-          <w:rFonts w:ascii="Times New Roman" w:eastAsia="Calibri" w:hAnsi="Times New Roman" w:cs="Times New Roman"/>
-          <w:sz w:val="24"/>
-          <w:szCs w:val="24"/>
-          <w:highlight w:val="lightGray"/>
+        </w:rPr>
+      </w:r>
+      <w:r>
+        <w:rPr>
+          <w:rFonts w:ascii="Times New Roman" w:eastAsia="Calibri" w:hAnsi="Times New Roman" w:cs="Times New Roman"/>
+          <w:sz w:val="24"/>
+          <w:szCs w:val="24"/>
+        </w:rPr>
+      </w:r>
+      <w:r>
+        <w:rPr>
+          <w:rFonts w:ascii="Times New Roman" w:eastAsia="Calibri" w:hAnsi="Times New Roman" w:cs="Times New Roman"/>
+          <w:sz w:val="24"/>
+          <w:szCs w:val="24"/>
+        </w:rPr>
+      </w:r>
+      <w:r>
+        <w:rPr>
+          <w:rFonts w:ascii="Times New Roman" w:eastAsia="Calibri" w:hAnsi="Times New Roman" w:cs="Times New Roman"/>
+          <w:sz w:val="24"/>
+          <w:szCs w:val="24"/>
+        </w:rPr>
+      </w:r>
+      <w:r>
+        <w:rPr>
+          <w:rFonts w:ascii="Times New Roman" w:eastAsia="Calibri" w:hAnsi="Times New Roman" w:cs="Times New Roman"/>
+          <w:sz w:val="24"/>
+          <w:szCs w:val="24"/>
+        </w:rPr>
+      </w:r>
+      <w:r>
+        <w:rPr>
+          <w:rFonts w:ascii="Times New Roman" w:eastAsia="Calibri" w:hAnsi="Times New Roman" w:cs="Times New Roman"/>
+          <w:sz w:val="24"/>
+          <w:szCs w:val="24"/>
+        </w:rPr>
+      </w:r>
+      <w:r>
+        <w:rPr>
+          <w:rFonts w:ascii="Times New Roman" w:eastAsia="Calibri" w:hAnsi="Times New Roman" w:cs="Times New Roman"/>
+          <w:sz w:val="24"/>
+          <w:szCs w:val="24"/>
+        </w:rPr>
+      </w:r>
+      <w:r>
+        <w:rPr>
+          <w:rFonts w:ascii="Times New Roman" w:eastAsia="Calibri" w:hAnsi="Times New Roman" w:cs="Times New Roman"/>
+          <w:sz w:val="24"/>
+          <w:szCs w:val="24"/>
         </w:rPr>
       </w:r>
       <w:proofErr w:type="spellStart"/>
@@ -673,7 +654,6 @@
           <w:rFonts w:ascii="Times New Roman" w:eastAsia="Calibri" w:hAnsi="Times New Roman" w:cs="Times New Roman"/>
           <w:sz w:val="24"/>
           <w:szCs w:val="24"/>
-          <w:highlight w:val="lightGray"/>
         </w:rPr>
       </w:r>
       <w:proofErr w:type="spellEnd"/>
@@ -683,15 +663,13 @@
           <w:rFonts w:ascii="Times New Roman" w:eastAsia="Calibri" w:hAnsi="Times New Roman" w:cs="Times New Roman"/>
           <w:sz w:val="24"/>
           <w:szCs w:val="24"/>
-          <w:highlight w:val="lightGray"/>
-        </w:rPr>
-      </w:r>
-      <w:r>
-        <w:rPr>
-          <w:rFonts w:ascii="Times New Roman" w:eastAsia="Calibri" w:hAnsi="Times New Roman" w:cs="Times New Roman"/>
-          <w:sz w:val="24"/>
-          <w:szCs w:val="24"/>
-          <w:highlight w:val="lightGray"/>
+        </w:rPr>
+      </w:r>
+      <w:r>
+        <w:rPr>
+          <w:rFonts w:ascii="Times New Roman" w:eastAsia="Calibri" w:hAnsi="Times New Roman" w:cs="Times New Roman"/>
+          <w:sz w:val="24"/>
+          <w:szCs w:val="24"/>
         </w:rPr>
       </w:r>
     </w:p>
@@ -718,7 +696,6 @@
           <w:rFonts w:ascii="Times New Roman" w:eastAsia="Calibri" w:hAnsi="Times New Roman" w:cs="Times New Roman"/>
           <w:sz w:val="24"/>
           <w:szCs w:val="24"/>
-          <w:highlight w:val="lightGray"/>
         </w:rPr>
         <w:t>Руководитель направления «Оптимизация потоков по производству продукции и вспомогательных процессов» - {{resp3}};</w:t>
       </w:r>
@@ -728,23 +705,20 @@
           <w:rFonts w:ascii="Times New Roman" w:eastAsia="Calibri" w:hAnsi="Times New Roman" w:cs="Times New Roman"/>
           <w:sz w:val="24"/>
           <w:szCs w:val="24"/>
-          <w:highlight w:val="lightGray"/>
-        </w:rPr>
-      </w:r>
-      <w:r>
-        <w:rPr>
-          <w:rFonts w:ascii="Times New Roman" w:eastAsia="Calibri" w:hAnsi="Times New Roman" w:cs="Times New Roman"/>
-          <w:sz w:val="24"/>
-          <w:szCs w:val="24"/>
-          <w:highlight w:val="lightGray"/>
-        </w:rPr>
-      </w:r>
-      <w:r>
-        <w:rPr>
-          <w:rFonts w:ascii="Times New Roman" w:eastAsia="Calibri" w:hAnsi="Times New Roman" w:cs="Times New Roman"/>
-          <w:sz w:val="24"/>
-          <w:szCs w:val="24"/>
-          <w:highlight w:val="lightGray"/>
+        </w:rPr>
+      </w:r>
+      <w:r>
+        <w:rPr>
+          <w:rFonts w:ascii="Times New Roman" w:eastAsia="Calibri" w:hAnsi="Times New Roman" w:cs="Times New Roman"/>
+          <w:sz w:val="24"/>
+          <w:szCs w:val="24"/>
+        </w:rPr>
+      </w:r>
+      <w:r>
+        <w:rPr>
+          <w:rFonts w:ascii="Times New Roman" w:eastAsia="Calibri" w:hAnsi="Times New Roman" w:cs="Times New Roman"/>
+          <w:sz w:val="24"/>
+          <w:szCs w:val="24"/>
         </w:rPr>
       </w:r>
       <w:bookmarkEnd w:id="0"/>
@@ -753,23 +727,20 @@
           <w:rFonts w:ascii="Times New Roman" w:eastAsia="Calibri" w:hAnsi="Times New Roman" w:cs="Times New Roman"/>
           <w:sz w:val="24"/>
           <w:szCs w:val="24"/>
-          <w:highlight w:val="lightGray"/>
-        </w:rPr>
-      </w:r>
-      <w:r>
-        <w:rPr>
-          <w:rFonts w:ascii="Times New Roman" w:eastAsia="Calibri" w:hAnsi="Times New Roman" w:cs="Times New Roman"/>
-          <w:sz w:val="24"/>
-          <w:szCs w:val="24"/>
-          <w:highlight w:val="lightGray"/>
-        </w:rPr>
-      </w:r>
-      <w:r>
-        <w:rPr>
-          <w:rFonts w:ascii="Times New Roman" w:eastAsia="Calibri" w:hAnsi="Times New Roman" w:cs="Times New Roman"/>
-          <w:sz w:val="24"/>
-          <w:szCs w:val="24"/>
-          <w:highlight w:val="lightGray"/>
+        </w:rPr>
+      </w:r>
+      <w:r>
+        <w:rPr>
+          <w:rFonts w:ascii="Times New Roman" w:eastAsia="Calibri" w:hAnsi="Times New Roman" w:cs="Times New Roman"/>
+          <w:sz w:val="24"/>
+          <w:szCs w:val="24"/>
+        </w:rPr>
+      </w:r>
+      <w:r>
+        <w:rPr>
+          <w:rFonts w:ascii="Times New Roman" w:eastAsia="Calibri" w:hAnsi="Times New Roman" w:cs="Times New Roman"/>
+          <w:sz w:val="24"/>
+          <w:szCs w:val="24"/>
         </w:rPr>
       </w:r>
       <w:proofErr w:type="spellStart"/>
@@ -778,7 +749,6 @@
           <w:rFonts w:ascii="Times New Roman" w:eastAsia="Calibri" w:hAnsi="Times New Roman" w:cs="Times New Roman"/>
           <w:sz w:val="24"/>
           <w:szCs w:val="24"/>
-          <w:highlight w:val="lightGray"/>
         </w:rPr>
       </w:r>
       <w:proofErr w:type="spellEnd"/>
@@ -787,31 +757,27 @@
           <w:rFonts w:ascii="Times New Roman" w:eastAsia="Calibri" w:hAnsi="Times New Roman" w:cs="Times New Roman"/>
           <w:sz w:val="24"/>
           <w:szCs w:val="24"/>
-          <w:highlight w:val="lightGray"/>
-        </w:rPr>
-      </w:r>
-      <w:r>
-        <w:rPr>
-          <w:rFonts w:ascii="Times New Roman" w:eastAsia="Calibri" w:hAnsi="Times New Roman" w:cs="Times New Roman"/>
-          <w:sz w:val="24"/>
-          <w:szCs w:val="24"/>
-          <w:highlight w:val="lightGray"/>
-        </w:rPr>
-      </w:r>
-      <w:r>
-        <w:rPr>
-          <w:rFonts w:ascii="Times New Roman" w:eastAsia="Calibri" w:hAnsi="Times New Roman" w:cs="Times New Roman"/>
-          <w:sz w:val="24"/>
-          <w:szCs w:val="24"/>
-          <w:highlight w:val="lightGray"/>
-        </w:rPr>
-      </w:r>
-      <w:r>
-        <w:rPr>
-          <w:rFonts w:ascii="Times New Roman" w:eastAsia="Calibri" w:hAnsi="Times New Roman" w:cs="Times New Roman"/>
-          <w:sz w:val="24"/>
-          <w:szCs w:val="24"/>
-          <w:highlight w:val="lightGray"/>
+        </w:rPr>
+      </w:r>
+      <w:r>
+        <w:rPr>
+          <w:rFonts w:ascii="Times New Roman" w:eastAsia="Calibri" w:hAnsi="Times New Roman" w:cs="Times New Roman"/>
+          <w:sz w:val="24"/>
+          <w:szCs w:val="24"/>
+        </w:rPr>
+      </w:r>
+      <w:r>
+        <w:rPr>
+          <w:rFonts w:ascii="Times New Roman" w:eastAsia="Calibri" w:hAnsi="Times New Roman" w:cs="Times New Roman"/>
+          <w:sz w:val="24"/>
+          <w:szCs w:val="24"/>
+        </w:rPr>
+      </w:r>
+      <w:r>
+        <w:rPr>
+          <w:rFonts w:ascii="Times New Roman" w:eastAsia="Calibri" w:hAnsi="Times New Roman" w:cs="Times New Roman"/>
+          <w:sz w:val="24"/>
+          <w:szCs w:val="24"/>
         </w:rPr>
       </w:r>
       <w:proofErr w:type="spellStart"/>
@@ -821,7 +787,6 @@
           <w:rFonts w:ascii="Times New Roman" w:eastAsia="Calibri" w:hAnsi="Times New Roman" w:cs="Times New Roman"/>
           <w:sz w:val="24"/>
           <w:szCs w:val="24"/>
-          <w:highlight w:val="lightGray"/>
         </w:rPr>
       </w:r>
       <w:proofErr w:type="spellEnd"/>
@@ -831,7 +796,6 @@
           <w:rFonts w:ascii="Times New Roman" w:eastAsia="Calibri" w:hAnsi="Times New Roman" w:cs="Times New Roman"/>
           <w:sz w:val="24"/>
           <w:szCs w:val="24"/>
-          <w:highlight w:val="lightGray"/>
         </w:rPr>
       </w:r>
       <w:r>
@@ -887,15 +851,13 @@
           <w:rFonts w:ascii="Times New Roman" w:eastAsia="Calibri" w:hAnsi="Times New Roman" w:cs="Times New Roman"/>
           <w:sz w:val="24"/>
           <w:szCs w:val="24"/>
-          <w:highlight w:val="lightGray"/>
-        </w:rPr>
-      </w:r>
-      <w:r>
-        <w:rPr>
-          <w:rFonts w:ascii="Times New Roman" w:eastAsia="Calibri" w:hAnsi="Times New Roman" w:cs="Times New Roman"/>
-          <w:sz w:val="24"/>
-          <w:szCs w:val="24"/>
-          <w:highlight w:val="lightGray"/>
+        </w:rPr>
+      </w:r>
+      <w:r>
+        <w:rPr>
+          <w:rFonts w:ascii="Times New Roman" w:eastAsia="Calibri" w:hAnsi="Times New Roman" w:cs="Times New Roman"/>
+          <w:sz w:val="24"/>
+          <w:szCs w:val="24"/>
         </w:rPr>
       </w:r>
       <w:proofErr w:type="spellStart"/>
@@ -904,7 +866,6 @@
           <w:rFonts w:ascii="Times New Roman" w:eastAsia="Calibri" w:hAnsi="Times New Roman" w:cs="Times New Roman"/>
           <w:sz w:val="24"/>
           <w:szCs w:val="24"/>
-          <w:highlight w:val="lightGray"/>
         </w:rPr>
       </w:r>
       <w:proofErr w:type="spellEnd"/>
@@ -913,31 +874,27 @@
           <w:rFonts w:ascii="Times New Roman" w:eastAsia="Calibri" w:hAnsi="Times New Roman" w:cs="Times New Roman"/>
           <w:sz w:val="24"/>
           <w:szCs w:val="24"/>
-          <w:highlight w:val="lightGray"/>
-        </w:rPr>
-      </w:r>
-      <w:r>
-        <w:rPr>
-          <w:rFonts w:ascii="Times New Roman" w:eastAsia="Calibri" w:hAnsi="Times New Roman" w:cs="Times New Roman"/>
-          <w:sz w:val="24"/>
-          <w:szCs w:val="24"/>
-          <w:highlight w:val="lightGray"/>
-        </w:rPr>
-      </w:r>
-      <w:r>
-        <w:rPr>
-          <w:rFonts w:ascii="Times New Roman" w:eastAsia="Calibri" w:hAnsi="Times New Roman" w:cs="Times New Roman"/>
-          <w:sz w:val="24"/>
-          <w:szCs w:val="24"/>
-          <w:highlight w:val="lightGray"/>
-        </w:rPr>
-      </w:r>
-      <w:r>
-        <w:rPr>
-          <w:rFonts w:ascii="Times New Roman" w:eastAsia="Calibri" w:hAnsi="Times New Roman" w:cs="Times New Roman"/>
-          <w:sz w:val="24"/>
-          <w:szCs w:val="24"/>
-          <w:highlight w:val="lightGray"/>
+        </w:rPr>
+      </w:r>
+      <w:r>
+        <w:rPr>
+          <w:rFonts w:ascii="Times New Roman" w:eastAsia="Calibri" w:hAnsi="Times New Roman" w:cs="Times New Roman"/>
+          <w:sz w:val="24"/>
+          <w:szCs w:val="24"/>
+        </w:rPr>
+      </w:r>
+      <w:r>
+        <w:rPr>
+          <w:rFonts w:ascii="Times New Roman" w:eastAsia="Calibri" w:hAnsi="Times New Roman" w:cs="Times New Roman"/>
+          <w:sz w:val="24"/>
+          <w:szCs w:val="24"/>
+        </w:rPr>
+      </w:r>
+      <w:r>
+        <w:rPr>
+          <w:rFonts w:ascii="Times New Roman" w:eastAsia="Calibri" w:hAnsi="Times New Roman" w:cs="Times New Roman"/>
+          <w:sz w:val="24"/>
+          <w:szCs w:val="24"/>
         </w:rPr>
       </w:r>
       <w:proofErr w:type="spellStart"/>
@@ -947,7 +904,6 @@
           <w:rFonts w:ascii="Times New Roman" w:eastAsia="Calibri" w:hAnsi="Times New Roman" w:cs="Times New Roman"/>
           <w:sz w:val="24"/>
           <w:szCs w:val="24"/>
-          <w:highlight w:val="lightGray"/>
         </w:rPr>
       </w:r>
       <w:proofErr w:type="spellEnd"/>
@@ -957,15 +913,13 @@
           <w:rFonts w:ascii="Times New Roman" w:eastAsia="Calibri" w:hAnsi="Times New Roman" w:cs="Times New Roman"/>
           <w:sz w:val="24"/>
           <w:szCs w:val="24"/>
-          <w:highlight w:val="lightGray"/>
-        </w:rPr>
-      </w:r>
-      <w:r>
-        <w:rPr>
-          <w:rFonts w:ascii="Times New Roman" w:eastAsia="Calibri" w:hAnsi="Times New Roman" w:cs="Times New Roman"/>
-          <w:sz w:val="24"/>
-          <w:szCs w:val="24"/>
-          <w:highlight w:val="lightGray"/>
+        </w:rPr>
+      </w:r>
+      <w:r>
+        <w:rPr>
+          <w:rFonts w:ascii="Times New Roman" w:eastAsia="Calibri" w:hAnsi="Times New Roman" w:cs="Times New Roman"/>
+          <w:sz w:val="24"/>
+          <w:szCs w:val="24"/>
         </w:rPr>
       </w:r>
     </w:p>
@@ -1014,7 +968,6 @@
           <w:rFonts w:ascii="Times New Roman" w:eastAsia="Calibri" w:hAnsi="Times New Roman" w:cs="Times New Roman"/>
           <w:sz w:val="24"/>
           <w:szCs w:val="24"/>
-          <w:highlight w:val="lightGray"/>
         </w:rPr>
       </w:r>
       <w:proofErr w:type="spellStart"/>
@@ -1023,7 +976,6 @@
           <w:rFonts w:ascii="Times New Roman" w:eastAsia="Calibri" w:hAnsi="Times New Roman" w:cs="Times New Roman"/>
           <w:sz w:val="24"/>
           <w:szCs w:val="24"/>
-          <w:highlight w:val="lightGray"/>
         </w:rPr>
       </w:r>
       <w:proofErr w:type="spellEnd"/>
@@ -1032,7 +984,6 @@
           <w:rFonts w:ascii="Times New Roman" w:eastAsia="Calibri" w:hAnsi="Times New Roman" w:cs="Times New Roman"/>
           <w:sz w:val="24"/>
           <w:szCs w:val="24"/>
-          <w:highlight w:val="lightGray"/>
         </w:rPr>
       </w:r>
       <w:proofErr w:type="spellStart"/>
@@ -1042,7 +993,6 @@
           <w:rFonts w:ascii="Times New Roman" w:eastAsia="Calibri" w:hAnsi="Times New Roman" w:cs="Times New Roman"/>
           <w:sz w:val="24"/>
           <w:szCs w:val="24"/>
-          <w:highlight w:val="lightGray"/>
         </w:rPr>
       </w:r>
       <w:proofErr w:type="spellEnd"/>
@@ -1052,7 +1002,6 @@
           <w:rFonts w:ascii="Times New Roman" w:eastAsia="Calibri" w:hAnsi="Times New Roman" w:cs="Times New Roman"/>
           <w:sz w:val="24"/>
           <w:szCs w:val="24"/>
-          <w:highlight w:val="lightGray"/>
         </w:rPr>
       </w:r>
       <w:r>
@@ -1901,15 +1850,13 @@
           <w:rFonts w:ascii="Times New Roman" w:eastAsia="Calibri" w:hAnsi="Times New Roman" w:cs="Times New Roman"/>
           <w:sz w:val="24"/>
           <w:szCs w:val="24"/>
-          <w:highlight w:val="lightGray"/>
-        </w:rPr>
-      </w:r>
-      <w:r>
-        <w:rPr>
-          <w:rFonts w:ascii="Times New Roman" w:eastAsia="Calibri" w:hAnsi="Times New Roman" w:cs="Times New Roman"/>
-          <w:sz w:val="24"/>
-          <w:szCs w:val="24"/>
-          <w:highlight w:val="lightGray"/>
+        </w:rPr>
+      </w:r>
+      <w:r>
+        <w:rPr>
+          <w:rFonts w:ascii="Times New Roman" w:eastAsia="Calibri" w:hAnsi="Times New Roman" w:cs="Times New Roman"/>
+          <w:sz w:val="24"/>
+          <w:szCs w:val="24"/>
         </w:rPr>
       </w:r>
       <w:proofErr w:type="spellEnd"/>
@@ -1918,7 +1865,6 @@
           <w:rFonts w:ascii="Times New Roman" w:eastAsia="Calibri" w:hAnsi="Times New Roman" w:cs="Times New Roman"/>
           <w:sz w:val="24"/>
           <w:szCs w:val="24"/>
-          <w:highlight w:val="lightGray"/>
         </w:rPr>
       </w:r>
       <w:proofErr w:type="spellStart"/>
@@ -1927,7 +1873,6 @@
           <w:rFonts w:ascii="Times New Roman" w:eastAsia="Calibri" w:hAnsi="Times New Roman" w:cs="Times New Roman"/>
           <w:sz w:val="24"/>
           <w:szCs w:val="24"/>
-          <w:highlight w:val="lightGray"/>
         </w:rPr>
       </w:r>
       <w:proofErr w:type="spellEnd"/>
@@ -3032,15 +2977,13 @@
           <w:rFonts w:ascii="Times New Roman" w:eastAsia="Calibri" w:hAnsi="Times New Roman" w:cs="Times New Roman"/>
           <w:sz w:val="24"/>
           <w:szCs w:val="24"/>
-          <w:highlight w:val="lightGray"/>
-        </w:rPr>
-      </w:r>
-      <w:r>
-        <w:rPr>
-          <w:rFonts w:ascii="Times New Roman" w:eastAsia="Calibri" w:hAnsi="Times New Roman" w:cs="Times New Roman"/>
-          <w:sz w:val="24"/>
-          <w:szCs w:val="24"/>
-          <w:highlight w:val="lightGray"/>
+        </w:rPr>
+      </w:r>
+      <w:r>
+        <w:rPr>
+          <w:rFonts w:ascii="Times New Roman" w:eastAsia="Calibri" w:hAnsi="Times New Roman" w:cs="Times New Roman"/>
+          <w:sz w:val="24"/>
+          <w:szCs w:val="24"/>
         </w:rPr>
       </w:r>
       <w:proofErr w:type="spellEnd"/>
@@ -3049,23 +2992,20 @@
           <w:rFonts w:ascii="Times New Roman" w:eastAsia="Calibri" w:hAnsi="Times New Roman" w:cs="Times New Roman"/>
           <w:sz w:val="24"/>
           <w:szCs w:val="24"/>
-          <w:highlight w:val="lightGray"/>
-        </w:rPr>
-      </w:r>
-      <w:r>
-        <w:rPr>
-          <w:rFonts w:ascii="Times New Roman" w:eastAsia="Calibri" w:hAnsi="Times New Roman" w:cs="Times New Roman"/>
-          <w:sz w:val="24"/>
-          <w:szCs w:val="24"/>
-          <w:highlight w:val="lightGray"/>
-        </w:rPr>
-      </w:r>
-      <w:r>
-        <w:rPr>
-          <w:rFonts w:ascii="Times New Roman" w:eastAsia="Calibri" w:hAnsi="Times New Roman" w:cs="Times New Roman"/>
-          <w:sz w:val="24"/>
-          <w:szCs w:val="24"/>
-          <w:highlight w:val="lightGray"/>
+        </w:rPr>
+      </w:r>
+      <w:r>
+        <w:rPr>
+          <w:rFonts w:ascii="Times New Roman" w:eastAsia="Calibri" w:hAnsi="Times New Roman" w:cs="Times New Roman"/>
+          <w:sz w:val="24"/>
+          <w:szCs w:val="24"/>
+        </w:rPr>
+      </w:r>
+      <w:r>
+        <w:rPr>
+          <w:rFonts w:ascii="Times New Roman" w:eastAsia="Calibri" w:hAnsi="Times New Roman" w:cs="Times New Roman"/>
+          <w:sz w:val="24"/>
+          <w:szCs w:val="24"/>
         </w:rPr>
       </w:r>
       <w:r>
@@ -3759,31 +3699,27 @@
                 <w:rFonts w:ascii="Times New Roman" w:eastAsia="Calibri" w:hAnsi="Times New Roman" w:cs="Times New Roman"/>
                 <w:sz w:val="24"/>
                 <w:szCs w:val="24"/>
-                <w:highlight w:val="lightGray"/>
-              </w:rPr>
-            </w:r>
-            <w:r>
-              <w:rPr>
-                <w:rFonts w:ascii="Times New Roman" w:eastAsia="Calibri" w:hAnsi="Times New Roman" w:cs="Times New Roman"/>
-                <w:sz w:val="24"/>
-                <w:szCs w:val="24"/>
-                <w:highlight w:val="lightGray"/>
-              </w:rPr>
-            </w:r>
-            <w:r>
-              <w:rPr>
-                <w:rFonts w:ascii="Times New Roman" w:eastAsia="Calibri" w:hAnsi="Times New Roman" w:cs="Times New Roman"/>
-                <w:sz w:val="24"/>
-                <w:szCs w:val="24"/>
-                <w:highlight w:val="lightGray"/>
-              </w:rPr>
-            </w:r>
-            <w:r>
-              <w:rPr>
-                <w:rFonts w:ascii="Times New Roman" w:eastAsia="Calibri" w:hAnsi="Times New Roman" w:cs="Times New Roman"/>
-                <w:sz w:val="24"/>
-                <w:szCs w:val="24"/>
-                <w:highlight w:val="lightGray"/>
+              </w:rPr>
+            </w:r>
+            <w:r>
+              <w:rPr>
+                <w:rFonts w:ascii="Times New Roman" w:eastAsia="Calibri" w:hAnsi="Times New Roman" w:cs="Times New Roman"/>
+                <w:sz w:val="24"/>
+                <w:szCs w:val="24"/>
+              </w:rPr>
+            </w:r>
+            <w:r>
+              <w:rPr>
+                <w:rFonts w:ascii="Times New Roman" w:eastAsia="Calibri" w:hAnsi="Times New Roman" w:cs="Times New Roman"/>
+                <w:sz w:val="24"/>
+                <w:szCs w:val="24"/>
+              </w:rPr>
+            </w:r>
+            <w:r>
+              <w:rPr>
+                <w:rFonts w:ascii="Times New Roman" w:eastAsia="Calibri" w:hAnsi="Times New Roman" w:cs="Times New Roman"/>
+                <w:sz w:val="24"/>
+                <w:szCs w:val="24"/>
               </w:rPr>
             </w:r>
             <w:proofErr w:type="spellStart"/>
@@ -3793,7 +3729,6 @@
                 <w:rFonts w:ascii="Times New Roman" w:eastAsia="Calibri" w:hAnsi="Times New Roman" w:cs="Times New Roman"/>
                 <w:sz w:val="24"/>
                 <w:szCs w:val="24"/>
-                <w:highlight w:val="lightGray"/>
               </w:rPr>
             </w:r>
             <w:proofErr w:type="spellEnd"/>
@@ -3803,7 +3738,6 @@
                 <w:rFonts w:ascii="Times New Roman" w:eastAsia="Calibri" w:hAnsi="Times New Roman" w:cs="Times New Roman"/>
                 <w:sz w:val="24"/>
                 <w:szCs w:val="24"/>
-                <w:highlight w:val="lightGray"/>
               </w:rPr>
             </w:r>
           </w:p>
@@ -3910,23 +3844,20 @@
                 <w:rFonts w:ascii="Times New Roman" w:eastAsia="Calibri" w:hAnsi="Times New Roman" w:cs="Times New Roman"/>
                 <w:sz w:val="24"/>
                 <w:szCs w:val="24"/>
-                <w:highlight w:val="lightGray"/>
-              </w:rPr>
-            </w:r>
-            <w:r>
-              <w:rPr>
-                <w:rFonts w:ascii="Times New Roman" w:eastAsia="Calibri" w:hAnsi="Times New Roman" w:cs="Times New Roman"/>
-                <w:sz w:val="24"/>
-                <w:szCs w:val="24"/>
-                <w:highlight w:val="lightGray"/>
-              </w:rPr>
-            </w:r>
-            <w:r>
-              <w:rPr>
-                <w:rFonts w:ascii="Times New Roman" w:eastAsia="Calibri" w:hAnsi="Times New Roman" w:cs="Times New Roman"/>
-                <w:sz w:val="24"/>
-                <w:szCs w:val="24"/>
-                <w:highlight w:val="lightGray"/>
+              </w:rPr>
+            </w:r>
+            <w:r>
+              <w:rPr>
+                <w:rFonts w:ascii="Times New Roman" w:eastAsia="Calibri" w:hAnsi="Times New Roman" w:cs="Times New Roman"/>
+                <w:sz w:val="24"/>
+                <w:szCs w:val="24"/>
+              </w:rPr>
+            </w:r>
+            <w:r>
+              <w:rPr>
+                <w:rFonts w:ascii="Times New Roman" w:eastAsia="Calibri" w:hAnsi="Times New Roman" w:cs="Times New Roman"/>
+                <w:sz w:val="24"/>
+                <w:szCs w:val="24"/>
               </w:rPr>
             </w:r>
           </w:p>
@@ -4056,7 +3987,6 @@
                 <w:rFonts w:ascii="Times New Roman" w:eastAsia="Calibri" w:hAnsi="Times New Roman" w:cs="Times New Roman"/>
                 <w:sz w:val="24"/>
                 <w:szCs w:val="24"/>
-                <w:highlight w:val="lightGray"/>
               </w:rPr>
             </w:r>
           </w:p>
@@ -4191,23 +4121,20 @@
                 <w:rFonts w:ascii="Times New Roman" w:eastAsia="Calibri" w:hAnsi="Times New Roman" w:cs="Times New Roman"/>
                 <w:sz w:val="24"/>
                 <w:szCs w:val="24"/>
-                <w:highlight w:val="lightGray"/>
-              </w:rPr>
-            </w:r>
-            <w:r>
-              <w:rPr>
-                <w:rFonts w:ascii="Times New Roman" w:eastAsia="Calibri" w:hAnsi="Times New Roman" w:cs="Times New Roman"/>
-                <w:sz w:val="24"/>
-                <w:szCs w:val="24"/>
-                <w:highlight w:val="lightGray"/>
-              </w:rPr>
-            </w:r>
-            <w:r>
-              <w:rPr>
-                <w:rFonts w:ascii="Times New Roman" w:eastAsia="Calibri" w:hAnsi="Times New Roman" w:cs="Times New Roman"/>
-                <w:sz w:val="24"/>
-                <w:szCs w:val="24"/>
-                <w:highlight w:val="lightGray"/>
+              </w:rPr>
+            </w:r>
+            <w:r>
+              <w:rPr>
+                <w:rFonts w:ascii="Times New Roman" w:eastAsia="Calibri" w:hAnsi="Times New Roman" w:cs="Times New Roman"/>
+                <w:sz w:val="24"/>
+                <w:szCs w:val="24"/>
+              </w:rPr>
+            </w:r>
+            <w:r>
+              <w:rPr>
+                <w:rFonts w:ascii="Times New Roman" w:eastAsia="Calibri" w:hAnsi="Times New Roman" w:cs="Times New Roman"/>
+                <w:sz w:val="24"/>
+                <w:szCs w:val="24"/>
               </w:rPr>
             </w:r>
           </w:p>
@@ -4340,7 +4267,6 @@
                 <w:rFonts w:ascii="Times New Roman" w:eastAsia="Calibri" w:hAnsi="Times New Roman" w:cs="Times New Roman"/>
                 <w:sz w:val="24"/>
                 <w:szCs w:val="24"/>
-                <w:highlight w:val="lightGray"/>
               </w:rPr>
             </w:r>
           </w:p>
